--- a/laba2/Отчет по лабораторной работе №2.docx
+++ b/laba2/Отчет по лабораторной работе №2.docx
@@ -100,7 +100,6 @@
       </w:pPr>
       <w:r>
         <w:rPr>
-          <w:b/>
           <w:sz w:val="32"/>
           <w:lang w:val="ru-RU"/>
         </w:rPr>
@@ -117,7 +116,6 @@
       </w:pPr>
       <w:r>
         <w:rPr>
-          <w:b/>
           <w:sz w:val="32"/>
           <w:lang w:val="ru-RU"/>
         </w:rPr>
@@ -361,50 +359,56 @@
       <w:pPr>
         <w:keepNext/>
         <w:spacing w:before="160" w:after="160"/>
-        <w:jc w:val="center"/>
+        <w:jc w:val="both"/>
         <w:rPr>
+          <w:szCs w:val="28"/>
           <w:lang w:val="ru-RU"/>
         </w:rPr>
       </w:pPr>
       <w:r>
         <w:rPr>
-          <w:b/>
-          <w:sz w:val="32"/>
+          <w:szCs w:val="28"/>
           <w:lang w:val="ru-RU"/>
         </w:rPr>
         <w:lastRenderedPageBreak/>
         <w:t>Цель работы</w:t>
       </w:r>
-    </w:p>
-    <w:p>
-      <w:pPr>
-        <w:spacing w:after="120"/>
-        <w:ind w:firstLine="709"/>
-        <w:jc w:val="both"/>
+      <w:r>
         <w:rPr>
+          <w:szCs w:val="28"/>
           <w:lang w:val="ru-RU"/>
         </w:rPr>
-      </w:pPr>
+        <w:t>: и</w:t>
+      </w:r>
       <w:r>
         <w:rPr>
+          <w:szCs w:val="28"/>
           <w:lang w:val="ru-RU"/>
         </w:rPr>
-        <w:t xml:space="preserve">Изучить способы измерения времени выполнения программ средствами библиотеки </w:t>
+        <w:t xml:space="preserve">зучить способы измерения времени выполнения программ средствами библиотеки </w:t>
       </w:r>
       <w:r>
+        <w:rPr>
+          <w:szCs w:val="28"/>
+        </w:rPr>
         <w:t>time</w:t>
       </w:r>
       <w:r>
         <w:rPr>
+          <w:szCs w:val="28"/>
           <w:lang w:val="ru-RU"/>
         </w:rPr>
         <w:t>.</w:t>
       </w:r>
       <w:r>
+        <w:rPr>
+          <w:szCs w:val="28"/>
+        </w:rPr>
         <w:t>h</w:t>
       </w:r>
       <w:r>
         <w:rPr>
+          <w:szCs w:val="28"/>
           <w:lang w:val="ru-RU"/>
         </w:rPr>
         <w:t>; экспериментально исследовать зависимость времени работы алгоритмов от объёма входных данных и сопоставить результаты с теоретической оценкой сложности.</w:t>
@@ -416,13 +420,13 @@
         <w:spacing w:before="160" w:after="160"/>
         <w:jc w:val="center"/>
         <w:rPr>
+          <w:szCs w:val="28"/>
           <w:lang w:val="ru-RU"/>
         </w:rPr>
       </w:pPr>
       <w:r>
         <w:rPr>
-          <w:b/>
-          <w:sz w:val="32"/>
+          <w:szCs w:val="28"/>
           <w:lang w:val="ru-RU"/>
         </w:rPr>
         <w:t>1. Оценка времени перемножения матриц</w:t>
@@ -434,11 +438,13 @@
         <w:ind w:firstLine="709"/>
         <w:jc w:val="both"/>
         <w:rPr>
+          <w:szCs w:val="28"/>
           <w:lang w:val="ru-RU"/>
         </w:rPr>
       </w:pPr>
       <w:r>
         <w:rPr>
+          <w:szCs w:val="28"/>
           <w:lang w:val="ru-RU"/>
         </w:rPr>
         <w:t>Задание: определить порядок сложности алгоритма перемножения матриц, измерить время заполнения и перемножения квадратных матриц разных размеров, построить график и сравнить практические результаты с теоретической оценкой.</w:t>
@@ -450,112 +456,158 @@
         <w:ind w:firstLine="709"/>
         <w:jc w:val="both"/>
         <w:rPr>
+          <w:szCs w:val="28"/>
           <w:lang w:val="ru-RU"/>
         </w:rPr>
       </w:pPr>
       <w:r>
         <w:rPr>
+          <w:szCs w:val="28"/>
           <w:lang w:val="ru-RU"/>
         </w:rPr>
         <w:t xml:space="preserve">В программе используются три вложенных цикла по индексам </w:t>
       </w:r>
       <w:proofErr w:type="spellStart"/>
       <w:r>
+        <w:rPr>
+          <w:szCs w:val="28"/>
+        </w:rPr>
         <w:t>i</w:t>
       </w:r>
       <w:proofErr w:type="spellEnd"/>
       <w:r>
         <w:rPr>
+          <w:szCs w:val="28"/>
           <w:lang w:val="ru-RU"/>
         </w:rPr>
         <w:t xml:space="preserve">, </w:t>
       </w:r>
       <w:r>
+        <w:rPr>
+          <w:szCs w:val="28"/>
+        </w:rPr>
         <w:t>j</w:t>
       </w:r>
       <w:r>
         <w:rPr>
+          <w:szCs w:val="28"/>
           <w:lang w:val="ru-RU"/>
         </w:rPr>
         <w:t xml:space="preserve"> и </w:t>
       </w:r>
       <w:r>
+        <w:rPr>
+          <w:szCs w:val="28"/>
+        </w:rPr>
         <w:t>r</w:t>
       </w:r>
       <w:r>
         <w:rPr>
+          <w:szCs w:val="28"/>
           <w:lang w:val="ru-RU"/>
         </w:rPr>
         <w:t xml:space="preserve">. Каждый цикл выполняется </w:t>
       </w:r>
       <w:r>
+        <w:rPr>
+          <w:szCs w:val="28"/>
+        </w:rPr>
         <w:t>n</w:t>
       </w:r>
       <w:r>
         <w:rPr>
+          <w:szCs w:val="28"/>
           <w:lang w:val="ru-RU"/>
         </w:rPr>
         <w:t xml:space="preserve"> раз, поэтому число основных операций пропорционально </w:t>
       </w:r>
       <w:r>
+        <w:rPr>
+          <w:szCs w:val="28"/>
+        </w:rPr>
         <w:t>n</w:t>
       </w:r>
       <w:r>
         <w:rPr>
+          <w:szCs w:val="28"/>
           <w:lang w:val="ru-RU"/>
         </w:rPr>
         <w:t xml:space="preserve">³. Временная сложность перемножения матриц равна </w:t>
       </w:r>
       <w:r>
+        <w:rPr>
+          <w:szCs w:val="28"/>
+        </w:rPr>
         <w:t>O</w:t>
       </w:r>
       <w:r>
         <w:rPr>
+          <w:szCs w:val="28"/>
           <w:lang w:val="ru-RU"/>
         </w:rPr>
         <w:t>(</w:t>
       </w:r>
       <w:r>
+        <w:rPr>
+          <w:szCs w:val="28"/>
+        </w:rPr>
         <w:t>n</w:t>
       </w:r>
       <w:r>
         <w:rPr>
+          <w:szCs w:val="28"/>
           <w:lang w:val="ru-RU"/>
         </w:rPr>
         <w:t xml:space="preserve">³). Заполнение двух матриц требует </w:t>
       </w:r>
       <w:r>
+        <w:rPr>
+          <w:szCs w:val="28"/>
+        </w:rPr>
         <w:t>O</w:t>
       </w:r>
       <w:r>
         <w:rPr>
+          <w:szCs w:val="28"/>
           <w:lang w:val="ru-RU"/>
         </w:rPr>
         <w:t>(</w:t>
       </w:r>
       <w:r>
+        <w:rPr>
+          <w:szCs w:val="28"/>
+        </w:rPr>
         <w:t>n</w:t>
       </w:r>
       <w:r>
         <w:rPr>
+          <w:szCs w:val="28"/>
           <w:lang w:val="ru-RU"/>
         </w:rPr>
         <w:t xml:space="preserve">²) операций, а объём используемой памяти также имеет порядок </w:t>
       </w:r>
       <w:r>
+        <w:rPr>
+          <w:szCs w:val="28"/>
+        </w:rPr>
         <w:t>O</w:t>
       </w:r>
       <w:r>
         <w:rPr>
+          <w:szCs w:val="28"/>
           <w:lang w:val="ru-RU"/>
         </w:rPr>
         <w:t>(</w:t>
       </w:r>
       <w:r>
+        <w:rPr>
+          <w:szCs w:val="28"/>
+        </w:rPr>
         <w:t>n</w:t>
       </w:r>
       <w:r>
         <w:rPr>
+          <w:szCs w:val="28"/>
           <w:lang w:val="ru-RU"/>
         </w:rPr>
         <w:t>²).</w:t>
@@ -572,7 +624,7 @@
       </w:pPr>
       <w:r>
         <w:rPr>
-          <w:sz w:val="24"/>
+          <w:szCs w:val="28"/>
           <w:lang w:val="ru-RU"/>
         </w:rPr>
         <w:t>Листинг 1 — Программа измерения времени заполнения и перемножения матриц</w:t>
@@ -1518,6 +1570,22 @@
                 <w:sz w:val="15"/>
               </w:rPr>
               <w:br/>
+              <w:t xml:space="preserve">        }</w:t>
+            </w:r>
+            <w:r>
+              <w:rPr>
+                <w:rFonts w:ascii="Consolas" w:hAnsi="Consolas"/>
+                <w:sz w:val="15"/>
+              </w:rPr>
+              <w:br/>
+              <w:t xml:space="preserve">    }</w:t>
+            </w:r>
+            <w:r>
+              <w:rPr>
+                <w:rFonts w:ascii="Consolas" w:hAnsi="Consolas"/>
+                <w:sz w:val="15"/>
+              </w:rPr>
+              <w:br/>
             </w:r>
             <w:r>
               <w:rPr>
@@ -1525,28 +1593,6 @@
                 <w:sz w:val="15"/>
               </w:rPr>
               <w:lastRenderedPageBreak/>
-              <w:t xml:space="preserve">        }</w:t>
-            </w:r>
-            <w:r>
-              <w:rPr>
-                <w:rFonts w:ascii="Consolas" w:hAnsi="Consolas"/>
-                <w:sz w:val="15"/>
-              </w:rPr>
-              <w:br/>
-              <w:t xml:space="preserve">    }</w:t>
-            </w:r>
-            <w:r>
-              <w:rPr>
-                <w:rFonts w:ascii="Consolas" w:hAnsi="Consolas"/>
-                <w:sz w:val="15"/>
-              </w:rPr>
-              <w:br/>
-            </w:r>
-            <w:r>
-              <w:rPr>
-                <w:rFonts w:ascii="Consolas" w:hAnsi="Consolas"/>
-                <w:sz w:val="15"/>
-              </w:rPr>
               <w:br/>
               <w:t xml:space="preserve">    end = clock();</w:t>
             </w:r>
@@ -2151,83 +2197,117 @@
         <w:ind w:firstLine="709"/>
         <w:jc w:val="both"/>
         <w:rPr>
+          <w:szCs w:val="28"/>
           <w:lang w:val="ru-RU"/>
         </w:rPr>
       </w:pPr>
       <w:r>
         <w:rPr>
+          <w:szCs w:val="28"/>
           <w:lang w:val="ru-RU"/>
         </w:rPr>
         <w:t xml:space="preserve">Фактические замеры выполнены в конфигурации </w:t>
       </w:r>
       <w:r>
+        <w:rPr>
+          <w:szCs w:val="28"/>
+        </w:rPr>
         <w:t>Release</w:t>
       </w:r>
       <w:r>
         <w:rPr>
+          <w:szCs w:val="28"/>
           <w:lang w:val="ru-RU"/>
         </w:rPr>
         <w:t xml:space="preserve"> </w:t>
       </w:r>
       <w:r>
+        <w:rPr>
+          <w:szCs w:val="28"/>
+        </w:rPr>
         <w:t>x</w:t>
       </w:r>
       <w:r>
         <w:rPr>
+          <w:szCs w:val="28"/>
           <w:lang w:val="ru-RU"/>
         </w:rPr>
         <w:t xml:space="preserve">64. Значения для </w:t>
       </w:r>
       <w:r>
+        <w:rPr>
+          <w:szCs w:val="28"/>
+        </w:rPr>
         <w:t>n</w:t>
       </w:r>
       <w:r>
         <w:rPr>
+          <w:szCs w:val="28"/>
           <w:lang w:val="ru-RU"/>
         </w:rPr>
         <w:t xml:space="preserve"> = 4000 и </w:t>
       </w:r>
       <w:r>
+        <w:rPr>
+          <w:szCs w:val="28"/>
+        </w:rPr>
         <w:t>n</w:t>
       </w:r>
       <w:r>
         <w:rPr>
+          <w:szCs w:val="28"/>
           <w:lang w:val="ru-RU"/>
         </w:rPr>
         <w:t xml:space="preserve"> = 10000 рассчитаны по кубической модели относительно фактического результата для </w:t>
       </w:r>
       <w:r>
+        <w:rPr>
+          <w:szCs w:val="28"/>
+        </w:rPr>
         <w:t>n</w:t>
       </w:r>
       <w:r>
         <w:rPr>
+          <w:szCs w:val="28"/>
           <w:lang w:val="ru-RU"/>
         </w:rPr>
         <w:t xml:space="preserve"> = 2000: </w:t>
       </w:r>
       <w:r>
+        <w:rPr>
+          <w:szCs w:val="28"/>
+        </w:rPr>
         <w:t>t</w:t>
       </w:r>
       <w:r>
         <w:rPr>
+          <w:szCs w:val="28"/>
           <w:lang w:val="ru-RU"/>
         </w:rPr>
         <w:t>(</w:t>
       </w:r>
       <w:r>
+        <w:rPr>
+          <w:szCs w:val="28"/>
+        </w:rPr>
         <w:t>n</w:t>
       </w:r>
       <w:r>
         <w:rPr>
+          <w:szCs w:val="28"/>
           <w:lang w:val="ru-RU"/>
         </w:rPr>
         <w:t>) = 8,924 · (</w:t>
       </w:r>
       <w:r>
+        <w:rPr>
+          <w:szCs w:val="28"/>
+        </w:rPr>
         <w:t>n</w:t>
       </w:r>
       <w:r>
         <w:rPr>
+          <w:szCs w:val="28"/>
           <w:lang w:val="ru-RU"/>
         </w:rPr>
         <w:t xml:space="preserve"> / </w:t>
@@ -2235,6 +2315,7 @@
       <w:proofErr w:type="gramStart"/>
       <w:r>
         <w:rPr>
+          <w:szCs w:val="28"/>
           <w:lang w:val="ru-RU"/>
         </w:rPr>
         <w:t>2000)³</w:t>
@@ -2242,6 +2323,7 @@
       <w:proofErr w:type="gramEnd"/>
       <w:r>
         <w:rPr>
+          <w:szCs w:val="28"/>
           <w:lang w:val="ru-RU"/>
         </w:rPr>
         <w:t>. Они являются теоретической оценкой, поскольку текущая реализация ограничивает размер значением 2000, а прямое вычисление для больших матриц требует значительного времени и памяти.</w:t>
@@ -2253,12 +2335,13 @@
         <w:spacing w:after="160"/>
         <w:jc w:val="center"/>
         <w:rPr>
+          <w:szCs w:val="28"/>
           <w:lang w:val="ru-RU"/>
         </w:rPr>
       </w:pPr>
       <w:r>
         <w:rPr>
-          <w:sz w:val="24"/>
+          <w:szCs w:val="28"/>
           <w:lang w:val="ru-RU"/>
         </w:rPr>
         <w:t>Таблица 1 — Время выполнения программы для матриц разных размеров</w:t>
@@ -2277,6 +2360,7 @@
         <w:gridCol w:w="1814"/>
         <w:gridCol w:w="2041"/>
         <w:gridCol w:w="2041"/>
+        <w:gridCol w:w="2041"/>
       </w:tblGrid>
       <w:tr>
         <w:trPr>
@@ -2285,7 +2369,8 @@
         </w:trPr>
         <w:tc>
           <w:tcPr>
-            <w:tcW w:w="1361" w:type="dxa"/>
+            <w:tcW w:w="850" w:type="dxa"/>
+            <w:vMerge w:val="restart"/>
             <w:shd w:val="clear" w:color="auto" w:fill="D9EAF7"/>
             <w:tcMar>
               <w:top w:w="80" w:type="dxa"/>
@@ -2297,29 +2382,38 @@
           </w:tcPr>
           <w:p>
             <w:pPr>
+              <w:spacing w:before="0" w:after="0"/>
               <w:jc w:val="center"/>
             </w:pPr>
-            <w:proofErr w:type="spellStart"/>
-            <w:r>
-              <w:rPr>
+            <w:r/>
+            <w:r>
+              <w:rPr>
+                <w:rFonts w:ascii="Times New Roman" w:hAnsi="Times New Roman" w:eastAsia="Times New Roman"/>
                 <w:b/>
-                <w:sz w:val="22"/>
-              </w:rPr>
-              <w:t>Размер</w:t>
-            </w:r>
-            <w:proofErr w:type="spellEnd"/>
-            <w:r>
-              <w:rPr>
+                <w:sz w:val="18"/>
+              </w:rPr>
+              <w:t>Размер n</w:t>
+            </w:r>
+          </w:p>
+          <w:p>
+            <w:pPr>
+              <w:spacing w:before="0" w:after="0"/>
+              <w:jc w:val="center"/>
+            </w:pPr>
+            <w:r/>
+            <w:r>
+              <w:rPr>
+                <w:rFonts w:ascii="Times New Roman" w:hAnsi="Times New Roman" w:eastAsia="Times New Roman"/>
                 <w:b/>
-                <w:sz w:val="22"/>
-              </w:rPr>
-              <w:t xml:space="preserve"> n</w:t>
+                <w:sz w:val="18"/>
+              </w:rPr>
             </w:r>
           </w:p>
         </w:tc>
         <w:tc>
           <w:tcPr>
-            <w:tcW w:w="1814" w:type="dxa"/>
+            <w:tcW w:w="2041" w:type="dxa"/>
+            <w:gridSpan w:val="2"/>
             <w:shd w:val="clear" w:color="auto" w:fill="D9EAF7"/>
             <w:tcMar>
               <w:top w:w="80" w:type="dxa"/>
@@ -2331,29 +2425,38 @@
           </w:tcPr>
           <w:p>
             <w:pPr>
+              <w:spacing w:before="0" w:after="0"/>
               <w:jc w:val="center"/>
             </w:pPr>
-            <w:proofErr w:type="spellStart"/>
-            <w:r>
-              <w:rPr>
+            <w:r/>
+            <w:r>
+              <w:rPr>
+                <w:rFonts w:ascii="Times New Roman" w:hAnsi="Times New Roman" w:eastAsia="Times New Roman"/>
                 <w:b/>
-                <w:sz w:val="22"/>
+                <w:sz w:val="18"/>
               </w:rPr>
               <w:t>Заполнение</w:t>
             </w:r>
-            <w:proofErr w:type="spellEnd"/>
-            <w:r>
-              <w:rPr>
+          </w:p>
+          <w:p>
+            <w:pPr>
+              <w:spacing w:before="0" w:after="0"/>
+              <w:jc w:val="center"/>
+            </w:pPr>
+            <w:r/>
+            <w:r>
+              <w:rPr>
+                <w:rFonts w:ascii="Times New Roman" w:hAnsi="Times New Roman" w:eastAsia="Times New Roman"/>
                 <w:b/>
-                <w:sz w:val="22"/>
-              </w:rPr>
-              <w:t>, с</w:t>
+                <w:sz w:val="18"/>
+              </w:rPr>
             </w:r>
           </w:p>
         </w:tc>
         <w:tc>
           <w:tcPr>
             <w:tcW w:w="2041" w:type="dxa"/>
+            <w:gridSpan w:val="2"/>
             <w:shd w:val="clear" w:color="auto" w:fill="D9EAF7"/>
             <w:tcMar>
               <w:top w:w="80" w:type="dxa"/>
@@ -2365,67 +2468,32 @@
           </w:tcPr>
           <w:p>
             <w:pPr>
+              <w:spacing w:before="0" w:after="0"/>
               <w:jc w:val="center"/>
             </w:pPr>
-            <w:proofErr w:type="spellStart"/>
-            <w:r>
-              <w:rPr>
+            <w:r/>
+            <w:r>
+              <w:rPr>
+                <w:rFonts w:ascii="Times New Roman" w:hAnsi="Times New Roman" w:eastAsia="Times New Roman"/>
                 <w:b/>
-                <w:sz w:val="22"/>
+                <w:sz w:val="18"/>
               </w:rPr>
               <w:t>Перемножение</w:t>
             </w:r>
-            <w:proofErr w:type="spellEnd"/>
-            <w:r>
-              <w:rPr>
-                <w:b/>
-                <w:sz w:val="22"/>
-              </w:rPr>
-              <w:t>, с</w:t>
-            </w:r>
           </w:p>
-        </w:tc>
-        <w:tc>
-          <w:tcPr>
-            <w:tcW w:w="2041" w:type="dxa"/>
-            <w:shd w:val="clear" w:color="auto" w:fill="D9EAF7"/>
-            <w:tcMar>
-              <w:top w:w="80" w:type="dxa"/>
-              <w:left w:w="80" w:type="dxa"/>
-              <w:bottom w:w="80" w:type="dxa"/>
-              <w:right w:w="80" w:type="dxa"/>
-            </w:tcMar>
-            <w:vAlign w:val="center"/>
-          </w:tcPr>
           <w:p>
             <w:pPr>
+              <w:spacing w:before="0" w:after="0"/>
               <w:jc w:val="center"/>
             </w:pPr>
-            <w:proofErr w:type="spellStart"/>
-            <w:r>
-              <w:rPr>
+            <w:r/>
+            <w:r>
+              <w:rPr>
+                <w:rFonts w:ascii="Times New Roman" w:hAnsi="Times New Roman" w:eastAsia="Times New Roman"/>
                 <w:b/>
-                <w:sz w:val="22"/>
-              </w:rPr>
-              <w:t>Тип</w:t>
-            </w:r>
-            <w:proofErr w:type="spellEnd"/>
-            <w:r>
-              <w:rPr>
-                <w:b/>
-                <w:sz w:val="22"/>
-              </w:rPr>
-              <w:t xml:space="preserve"> </w:t>
-            </w:r>
-            <w:proofErr w:type="spellStart"/>
-            <w:r>
-              <w:rPr>
-                <w:b/>
-                <w:sz w:val="22"/>
-              </w:rPr>
-              <w:t>результата</w:t>
-            </w:r>
-            <w:proofErr w:type="spellEnd"/>
+                <w:sz w:val="18"/>
+              </w:rPr>
+            </w:r>
           </w:p>
         </w:tc>
       </w:tr>
@@ -2443,22 +2511,125 @@
               <w:right w:w="80" w:type="dxa"/>
             </w:tcMar>
             <w:vAlign w:val="center"/>
+            <w:vMerge/>
+            <w:shd w:fill="D9EAF7"/>
+          </w:tcPr>
+          <w:p/>
+        </w:tc>
+        <w:tc>
+          <w:tcPr>
+            <w:tcW w:w="2041" w:type="dxa"/>
+            <w:tcMar>
+              <w:top w:w="80" w:type="dxa"/>
+              <w:left w:w="80" w:type="dxa"/>
+              <w:bottom w:w="80" w:type="dxa"/>
+              <w:right w:w="80" w:type="dxa"/>
+            </w:tcMar>
+            <w:vAlign w:val="center"/>
+            <w:shd w:fill="D9EAF7"/>
           </w:tcPr>
           <w:p>
             <w:pPr>
+              <w:spacing w:before="0" w:after="0"/>
               <w:jc w:val="center"/>
             </w:pPr>
-            <w:r>
-              <w:rPr>
-                <w:sz w:val="21"/>
-              </w:rPr>
-              <w:t>100</w:t>
+            <w:r/>
+            <w:r>
+              <w:rPr>
+                <w:rFonts w:ascii="Times New Roman" w:hAnsi="Times New Roman" w:eastAsia="Times New Roman"/>
+                <w:b/>
+                <w:sz w:val="18"/>
+              </w:rPr>
+              <w:t>Фактический замер, с</w:t>
             </w:r>
           </w:p>
         </w:tc>
         <w:tc>
           <w:tcPr>
-            <w:tcW w:w="1814" w:type="dxa"/>
+            <w:tcW w:w="2041" w:type="dxa"/>
+            <w:tcMar>
+              <w:top w:w="80" w:type="dxa"/>
+              <w:left w:w="80" w:type="dxa"/>
+              <w:bottom w:w="80" w:type="dxa"/>
+              <w:right w:w="80" w:type="dxa"/>
+            </w:tcMar>
+            <w:vAlign w:val="center"/>
+            <w:shd w:fill="D9EAF7"/>
+          </w:tcPr>
+          <w:p>
+            <w:pPr>
+              <w:spacing w:before="0" w:after="0"/>
+              <w:jc w:val="center"/>
+            </w:pPr>
+            <w:r/>
+            <w:r>
+              <w:rPr>
+                <w:rFonts w:ascii="Times New Roman" w:hAnsi="Times New Roman" w:eastAsia="Times New Roman"/>
+                <w:b/>
+                <w:sz w:val="18"/>
+              </w:rPr>
+              <w:t>Теоретическая оценка, с</w:t>
+            </w:r>
+          </w:p>
+        </w:tc>
+        <w:tc>
+          <w:tcPr>
+            <w:tcW w:w="2041" w:type="dxa"/>
+            <w:tcMar>
+              <w:top w:w="80" w:type="dxa"/>
+              <w:left w:w="80" w:type="dxa"/>
+              <w:bottom w:w="80" w:type="dxa"/>
+              <w:right w:w="80" w:type="dxa"/>
+            </w:tcMar>
+            <w:vAlign w:val="center"/>
+            <w:shd w:fill="D9EAF7"/>
+          </w:tcPr>
+          <w:p>
+            <w:pPr>
+              <w:spacing w:before="0" w:after="0"/>
+              <w:jc w:val="center"/>
+            </w:pPr>
+            <w:r/>
+            <w:r>
+              <w:rPr>
+                <w:rFonts w:ascii="Times New Roman" w:hAnsi="Times New Roman" w:eastAsia="Times New Roman"/>
+                <w:b/>
+                <w:sz w:val="18"/>
+              </w:rPr>
+              <w:t>Фактический замер, с</w:t>
+            </w:r>
+          </w:p>
+        </w:tc>
+        <w:tc>
+          <w:tcPr>
+            <w:tcW w:type="dxa" w:w="2041"/>
+            <w:vAlign w:val="center"/>
+            <w:shd w:fill="D9EAF7"/>
+          </w:tcPr>
+          <w:p>
+            <w:pPr>
+              <w:spacing w:before="0" w:after="0"/>
+              <w:jc w:val="center"/>
+            </w:pPr>
+            <w:r/>
+            <w:r>
+              <w:rPr>
+                <w:rFonts w:ascii="Times New Roman" w:hAnsi="Times New Roman" w:eastAsia="Times New Roman"/>
+                <w:b/>
+                <w:sz w:val="18"/>
+              </w:rPr>
+              <w:t>Теоретическая оценка, с</w:t>
+            </w:r>
+          </w:p>
+        </w:tc>
+      </w:tr>
+      <w:tr>
+        <w:trPr>
+          <w:jc w:val="center"/>
+        </w:trPr>
+        <w:tc>
+          <w:tcPr>
+            <w:tcW w:w="850" w:type="dxa"/>
             <w:tcMar>
               <w:top w:w="80" w:type="dxa"/>
               <w:left w:w="80" w:type="dxa"/>
@@ -2469,13 +2640,17 @@
           </w:tcPr>
           <w:p>
             <w:pPr>
+              <w:spacing w:before="0" w:after="0"/>
               <w:jc w:val="center"/>
             </w:pPr>
-            <w:r>
-              <w:rPr>
-                <w:sz w:val="21"/>
-              </w:rPr>
-              <w:t>&lt; 0,001</w:t>
+            <w:r/>
+            <w:r>
+              <w:rPr>
+                <w:rFonts w:ascii="Times New Roman" w:hAnsi="Times New Roman" w:eastAsia="Times New Roman"/>
+                <w:b w:val="0"/>
+                <w:sz w:val="19"/>
+              </w:rPr>
+              <w:t>100</w:t>
             </w:r>
           </w:p>
         </w:tc>
@@ -2492,13 +2667,17 @@
           </w:tcPr>
           <w:p>
             <w:pPr>
+              <w:spacing w:before="0" w:after="0"/>
               <w:jc w:val="center"/>
             </w:pPr>
-            <w:r>
-              <w:rPr>
-                <w:sz w:val="21"/>
-              </w:rPr>
-              <w:t>0,001</w:t>
+            <w:r/>
+            <w:r>
+              <w:rPr>
+                <w:rFonts w:ascii="Times New Roman" w:hAnsi="Times New Roman" w:eastAsia="Times New Roman"/>
+                <w:b w:val="0"/>
+                <w:sz w:val="19"/>
+              </w:rPr>
+              <w:t>&lt; 0,001</w:t>
             </w:r>
           </w:p>
         </w:tc>
@@ -2515,66 +2694,17 @@
           </w:tcPr>
           <w:p>
             <w:pPr>
+              <w:spacing w:before="0" w:after="0"/>
               <w:jc w:val="center"/>
             </w:pPr>
-            <w:proofErr w:type="spellStart"/>
-            <w:r>
-              <w:rPr>
-                <w:sz w:val="21"/>
-              </w:rPr>
-              <w:t>замер</w:t>
-            </w:r>
-            <w:proofErr w:type="spellEnd"/>
-          </w:p>
-        </w:tc>
-      </w:tr>
-      <w:tr>
-        <w:trPr>
-          <w:jc w:val="center"/>
-        </w:trPr>
-        <w:tc>
-          <w:tcPr>
-            <w:tcW w:w="1361" w:type="dxa"/>
-            <w:tcMar>
-              <w:top w:w="80" w:type="dxa"/>
-              <w:left w:w="80" w:type="dxa"/>
-              <w:bottom w:w="80" w:type="dxa"/>
-              <w:right w:w="80" w:type="dxa"/>
-            </w:tcMar>
-            <w:vAlign w:val="center"/>
-          </w:tcPr>
-          <w:p>
-            <w:pPr>
-              <w:jc w:val="center"/>
-            </w:pPr>
-            <w:r>
-              <w:rPr>
-                <w:sz w:val="21"/>
-              </w:rPr>
-              <w:t>200</w:t>
-            </w:r>
-          </w:p>
-        </w:tc>
-        <w:tc>
-          <w:tcPr>
-            <w:tcW w:w="1814" w:type="dxa"/>
-            <w:tcMar>
-              <w:top w:w="80" w:type="dxa"/>
-              <w:left w:w="80" w:type="dxa"/>
-              <w:bottom w:w="80" w:type="dxa"/>
-              <w:right w:w="80" w:type="dxa"/>
-            </w:tcMar>
-            <w:vAlign w:val="center"/>
-          </w:tcPr>
-          <w:p>
-            <w:pPr>
-              <w:jc w:val="center"/>
-            </w:pPr>
-            <w:r>
-              <w:rPr>
-                <w:sz w:val="21"/>
-              </w:rPr>
-              <w:t>0,001</w:t>
+            <w:r/>
+            <w:r>
+              <w:rPr>
+                <w:rFonts w:ascii="Times New Roman" w:hAnsi="Times New Roman" w:eastAsia="Times New Roman"/>
+                <w:b w:val="0"/>
+                <w:sz w:val="19"/>
+              </w:rPr>
+              <w:t>0,000135</w:t>
             </w:r>
           </w:p>
         </w:tc>
@@ -2591,13 +2721,70 @@
           </w:tcPr>
           <w:p>
             <w:pPr>
+              <w:spacing w:before="0" w:after="0"/>
               <w:jc w:val="center"/>
             </w:pPr>
-            <w:r>
-              <w:rPr>
-                <w:sz w:val="21"/>
-              </w:rPr>
-              <w:t>0,005</w:t>
+            <w:r/>
+            <w:r>
+              <w:rPr>
+                <w:rFonts w:ascii="Times New Roman" w:hAnsi="Times New Roman" w:eastAsia="Times New Roman"/>
+                <w:b w:val="0"/>
+                <w:sz w:val="19"/>
+              </w:rPr>
+              <w:t>0,001</w:t>
+            </w:r>
+          </w:p>
+        </w:tc>
+        <w:tc>
+          <w:tcPr>
+            <w:tcW w:type="dxa" w:w="2041"/>
+            <w:vAlign w:val="center"/>
+          </w:tcPr>
+          <w:p>
+            <w:pPr>
+              <w:spacing w:before="0" w:after="0"/>
+              <w:jc w:val="center"/>
+            </w:pPr>
+            <w:r/>
+            <w:r>
+              <w:rPr>
+                <w:rFonts w:ascii="Times New Roman" w:hAnsi="Times New Roman" w:eastAsia="Times New Roman"/>
+                <w:b w:val="0"/>
+                <w:sz w:val="19"/>
+              </w:rPr>
+              <w:t>0,001116</w:t>
+            </w:r>
+          </w:p>
+        </w:tc>
+      </w:tr>
+      <w:tr>
+        <w:trPr>
+          <w:jc w:val="center"/>
+        </w:trPr>
+        <w:tc>
+          <w:tcPr>
+            <w:tcW w:w="850" w:type="dxa"/>
+            <w:tcMar>
+              <w:top w:w="80" w:type="dxa"/>
+              <w:left w:w="80" w:type="dxa"/>
+              <w:bottom w:w="80" w:type="dxa"/>
+              <w:right w:w="80" w:type="dxa"/>
+            </w:tcMar>
+            <w:vAlign w:val="center"/>
+          </w:tcPr>
+          <w:p>
+            <w:pPr>
+              <w:spacing w:before="0" w:after="0"/>
+              <w:jc w:val="center"/>
+            </w:pPr>
+            <w:r/>
+            <w:r>
+              <w:rPr>
+                <w:rFonts w:ascii="Times New Roman" w:hAnsi="Times New Roman" w:eastAsia="Times New Roman"/>
+                <w:b w:val="0"/>
+                <w:sz w:val="19"/>
+              </w:rPr>
+              <w:t>200</w:t>
             </w:r>
           </w:p>
         </w:tc>
@@ -2614,66 +2801,17 @@
           </w:tcPr>
           <w:p>
             <w:pPr>
+              <w:spacing w:before="0" w:after="0"/>
               <w:jc w:val="center"/>
             </w:pPr>
-            <w:proofErr w:type="spellStart"/>
-            <w:r>
-              <w:rPr>
-                <w:sz w:val="21"/>
-              </w:rPr>
-              <w:t>замер</w:t>
-            </w:r>
-            <w:proofErr w:type="spellEnd"/>
-          </w:p>
-        </w:tc>
-      </w:tr>
-      <w:tr>
-        <w:trPr>
-          <w:jc w:val="center"/>
-        </w:trPr>
-        <w:tc>
-          <w:tcPr>
-            <w:tcW w:w="1361" w:type="dxa"/>
-            <w:tcMar>
-              <w:top w:w="80" w:type="dxa"/>
-              <w:left w:w="80" w:type="dxa"/>
-              <w:bottom w:w="80" w:type="dxa"/>
-              <w:right w:w="80" w:type="dxa"/>
-            </w:tcMar>
-            <w:vAlign w:val="center"/>
-          </w:tcPr>
-          <w:p>
-            <w:pPr>
-              <w:jc w:val="center"/>
-            </w:pPr>
-            <w:r>
-              <w:rPr>
-                <w:sz w:val="21"/>
-              </w:rPr>
-              <w:t>400</w:t>
-            </w:r>
-          </w:p>
-        </w:tc>
-        <w:tc>
-          <w:tcPr>
-            <w:tcW w:w="1814" w:type="dxa"/>
-            <w:tcMar>
-              <w:top w:w="80" w:type="dxa"/>
-              <w:left w:w="80" w:type="dxa"/>
-              <w:bottom w:w="80" w:type="dxa"/>
-              <w:right w:w="80" w:type="dxa"/>
-            </w:tcMar>
-            <w:vAlign w:val="center"/>
-          </w:tcPr>
-          <w:p>
-            <w:pPr>
-              <w:jc w:val="center"/>
-            </w:pPr>
-            <w:r>
-              <w:rPr>
-                <w:sz w:val="21"/>
-              </w:rPr>
-              <w:t>0,003</w:t>
+            <w:r/>
+            <w:r>
+              <w:rPr>
+                <w:rFonts w:ascii="Times New Roman" w:hAnsi="Times New Roman" w:eastAsia="Times New Roman"/>
+                <w:b w:val="0"/>
+                <w:sz w:val="19"/>
+              </w:rPr>
+              <w:t>0,001</w:t>
             </w:r>
           </w:p>
         </w:tc>
@@ -2690,13 +2828,17 @@
           </w:tcPr>
           <w:p>
             <w:pPr>
+              <w:spacing w:before="0" w:after="0"/>
               <w:jc w:val="center"/>
             </w:pPr>
-            <w:r>
-              <w:rPr>
-                <w:sz w:val="21"/>
-              </w:rPr>
-              <w:t>0,039</w:t>
+            <w:r/>
+            <w:r>
+              <w:rPr>
+                <w:rFonts w:ascii="Times New Roman" w:hAnsi="Times New Roman" w:eastAsia="Times New Roman"/>
+                <w:b w:val="0"/>
+                <w:sz w:val="19"/>
+              </w:rPr>
+              <w:t>0,000540</w:t>
             </w:r>
           </w:p>
         </w:tc>
@@ -2713,16 +2855,39 @@
           </w:tcPr>
           <w:p>
             <w:pPr>
+              <w:spacing w:before="0" w:after="0"/>
               <w:jc w:val="center"/>
             </w:pPr>
-            <w:proofErr w:type="spellStart"/>
-            <w:r>
-              <w:rPr>
-                <w:sz w:val="21"/>
-              </w:rPr>
-              <w:t>замер</w:t>
-            </w:r>
-            <w:proofErr w:type="spellEnd"/>
+            <w:r/>
+            <w:r>
+              <w:rPr>
+                <w:rFonts w:ascii="Times New Roman" w:hAnsi="Times New Roman" w:eastAsia="Times New Roman"/>
+                <w:b w:val="0"/>
+                <w:sz w:val="19"/>
+              </w:rPr>
+              <w:t>0,005</w:t>
+            </w:r>
+          </w:p>
+        </w:tc>
+        <w:tc>
+          <w:tcPr>
+            <w:tcW w:type="dxa" w:w="2041"/>
+            <w:vAlign w:val="center"/>
+          </w:tcPr>
+          <w:p>
+            <w:pPr>
+              <w:spacing w:before="0" w:after="0"/>
+              <w:jc w:val="center"/>
+            </w:pPr>
+            <w:r/>
+            <w:r>
+              <w:rPr>
+                <w:rFonts w:ascii="Times New Roman" w:hAnsi="Times New Roman" w:eastAsia="Times New Roman"/>
+                <w:b w:val="0"/>
+                <w:sz w:val="19"/>
+              </w:rPr>
+              <w:t>0,008924</w:t>
+            </w:r>
           </w:p>
         </w:tc>
       </w:tr>
@@ -2732,7 +2897,7 @@
         </w:trPr>
         <w:tc>
           <w:tcPr>
-            <w:tcW w:w="1361" w:type="dxa"/>
+            <w:tcW w:w="850" w:type="dxa"/>
             <w:tcMar>
               <w:top w:w="80" w:type="dxa"/>
               <w:left w:w="80" w:type="dxa"/>
@@ -2743,36 +2908,17 @@
           </w:tcPr>
           <w:p>
             <w:pPr>
+              <w:spacing w:before="0" w:after="0"/>
               <w:jc w:val="center"/>
             </w:pPr>
-            <w:r>
-              <w:rPr>
-                <w:sz w:val="21"/>
-              </w:rPr>
-              <w:t>1000</w:t>
-            </w:r>
-          </w:p>
-        </w:tc>
-        <w:tc>
-          <w:tcPr>
-            <w:tcW w:w="1814" w:type="dxa"/>
-            <w:tcMar>
-              <w:top w:w="80" w:type="dxa"/>
-              <w:left w:w="80" w:type="dxa"/>
-              <w:bottom w:w="80" w:type="dxa"/>
-              <w:right w:w="80" w:type="dxa"/>
-            </w:tcMar>
-            <w:vAlign w:val="center"/>
-          </w:tcPr>
-          <w:p>
-            <w:pPr>
-              <w:jc w:val="center"/>
-            </w:pPr>
-            <w:r>
-              <w:rPr>
-                <w:sz w:val="21"/>
-              </w:rPr>
-              <w:t>0,017</w:t>
+            <w:r/>
+            <w:r>
+              <w:rPr>
+                <w:rFonts w:ascii="Times New Roman" w:hAnsi="Times New Roman" w:eastAsia="Times New Roman"/>
+                <w:b w:val="0"/>
+                <w:sz w:val="19"/>
+              </w:rPr>
+              <w:t>400</w:t>
             </w:r>
           </w:p>
         </w:tc>
@@ -2789,13 +2935,17 @@
           </w:tcPr>
           <w:p>
             <w:pPr>
+              <w:spacing w:before="0" w:after="0"/>
               <w:jc w:val="center"/>
             </w:pPr>
-            <w:r>
-              <w:rPr>
-                <w:sz w:val="21"/>
-              </w:rPr>
-              <w:t>0,775</w:t>
+            <w:r/>
+            <w:r>
+              <w:rPr>
+                <w:rFonts w:ascii="Times New Roman" w:hAnsi="Times New Roman" w:eastAsia="Times New Roman"/>
+                <w:b w:val="0"/>
+                <w:sz w:val="19"/>
+              </w:rPr>
+              <w:t>0,003</w:t>
             </w:r>
           </w:p>
         </w:tc>
@@ -2812,66 +2962,17 @@
           </w:tcPr>
           <w:p>
             <w:pPr>
+              <w:spacing w:before="0" w:after="0"/>
               <w:jc w:val="center"/>
             </w:pPr>
-            <w:proofErr w:type="spellStart"/>
-            <w:r>
-              <w:rPr>
-                <w:sz w:val="21"/>
-              </w:rPr>
-              <w:t>замер</w:t>
-            </w:r>
-            <w:proofErr w:type="spellEnd"/>
-          </w:p>
-        </w:tc>
-      </w:tr>
-      <w:tr>
-        <w:trPr>
-          <w:jc w:val="center"/>
-        </w:trPr>
-        <w:tc>
-          <w:tcPr>
-            <w:tcW w:w="1361" w:type="dxa"/>
-            <w:tcMar>
-              <w:top w:w="80" w:type="dxa"/>
-              <w:left w:w="80" w:type="dxa"/>
-              <w:bottom w:w="80" w:type="dxa"/>
-              <w:right w:w="80" w:type="dxa"/>
-            </w:tcMar>
-            <w:vAlign w:val="center"/>
-          </w:tcPr>
-          <w:p>
-            <w:pPr>
-              <w:jc w:val="center"/>
-            </w:pPr>
-            <w:r>
-              <w:rPr>
-                <w:sz w:val="21"/>
-              </w:rPr>
-              <w:t>2000</w:t>
-            </w:r>
-          </w:p>
-        </w:tc>
-        <w:tc>
-          <w:tcPr>
-            <w:tcW w:w="1814" w:type="dxa"/>
-            <w:tcMar>
-              <w:top w:w="80" w:type="dxa"/>
-              <w:left w:w="80" w:type="dxa"/>
-              <w:bottom w:w="80" w:type="dxa"/>
-              <w:right w:w="80" w:type="dxa"/>
-            </w:tcMar>
-            <w:vAlign w:val="center"/>
-          </w:tcPr>
-          <w:p>
-            <w:pPr>
-              <w:jc w:val="center"/>
-            </w:pPr>
-            <w:r>
-              <w:rPr>
-                <w:sz w:val="21"/>
-              </w:rPr>
-              <w:t>0,054</w:t>
+            <w:r/>
+            <w:r>
+              <w:rPr>
+                <w:rFonts w:ascii="Times New Roman" w:hAnsi="Times New Roman" w:eastAsia="Times New Roman"/>
+                <w:b w:val="0"/>
+                <w:sz w:val="19"/>
+              </w:rPr>
+              <w:t>0,002160</w:t>
             </w:r>
           </w:p>
         </w:tc>
@@ -2888,13 +2989,70 @@
           </w:tcPr>
           <w:p>
             <w:pPr>
+              <w:spacing w:before="0" w:after="0"/>
               <w:jc w:val="center"/>
             </w:pPr>
-            <w:r>
-              <w:rPr>
-                <w:sz w:val="21"/>
-              </w:rPr>
-              <w:t>8,924</w:t>
+            <w:r/>
+            <w:r>
+              <w:rPr>
+                <w:rFonts w:ascii="Times New Roman" w:hAnsi="Times New Roman" w:eastAsia="Times New Roman"/>
+                <w:b w:val="0"/>
+                <w:sz w:val="19"/>
+              </w:rPr>
+              <w:t>0,039</w:t>
+            </w:r>
+          </w:p>
+        </w:tc>
+        <w:tc>
+          <w:tcPr>
+            <w:tcW w:type="dxa" w:w="2041"/>
+            <w:vAlign w:val="center"/>
+          </w:tcPr>
+          <w:p>
+            <w:pPr>
+              <w:spacing w:before="0" w:after="0"/>
+              <w:jc w:val="center"/>
+            </w:pPr>
+            <w:r/>
+            <w:r>
+              <w:rPr>
+                <w:rFonts w:ascii="Times New Roman" w:hAnsi="Times New Roman" w:eastAsia="Times New Roman"/>
+                <w:b w:val="0"/>
+                <w:sz w:val="19"/>
+              </w:rPr>
+              <w:t>0,071392</w:t>
+            </w:r>
+          </w:p>
+        </w:tc>
+      </w:tr>
+      <w:tr>
+        <w:trPr>
+          <w:jc w:val="center"/>
+        </w:trPr>
+        <w:tc>
+          <w:tcPr>
+            <w:tcW w:w="850" w:type="dxa"/>
+            <w:tcMar>
+              <w:top w:w="80" w:type="dxa"/>
+              <w:left w:w="80" w:type="dxa"/>
+              <w:bottom w:w="80" w:type="dxa"/>
+              <w:right w:w="80" w:type="dxa"/>
+            </w:tcMar>
+            <w:vAlign w:val="center"/>
+          </w:tcPr>
+          <w:p>
+            <w:pPr>
+              <w:spacing w:before="0" w:after="0"/>
+              <w:jc w:val="center"/>
+            </w:pPr>
+            <w:r/>
+            <w:r>
+              <w:rPr>
+                <w:rFonts w:ascii="Times New Roman" w:hAnsi="Times New Roman" w:eastAsia="Times New Roman"/>
+                <w:b w:val="0"/>
+                <w:sz w:val="19"/>
+              </w:rPr>
+              <w:t>1000</w:t>
             </w:r>
           </w:p>
         </w:tc>
@@ -2911,66 +3069,17 @@
           </w:tcPr>
           <w:p>
             <w:pPr>
+              <w:spacing w:before="0" w:after="0"/>
               <w:jc w:val="center"/>
             </w:pPr>
-            <w:proofErr w:type="spellStart"/>
-            <w:r>
-              <w:rPr>
-                <w:sz w:val="21"/>
-              </w:rPr>
-              <w:t>замер</w:t>
-            </w:r>
-            <w:proofErr w:type="spellEnd"/>
-          </w:p>
-        </w:tc>
-      </w:tr>
-      <w:tr>
-        <w:trPr>
-          <w:jc w:val="center"/>
-        </w:trPr>
-        <w:tc>
-          <w:tcPr>
-            <w:tcW w:w="1361" w:type="dxa"/>
-            <w:tcMar>
-              <w:top w:w="80" w:type="dxa"/>
-              <w:left w:w="80" w:type="dxa"/>
-              <w:bottom w:w="80" w:type="dxa"/>
-              <w:right w:w="80" w:type="dxa"/>
-            </w:tcMar>
-            <w:vAlign w:val="center"/>
-          </w:tcPr>
-          <w:p>
-            <w:pPr>
-              <w:jc w:val="center"/>
-            </w:pPr>
-            <w:r>
-              <w:rPr>
-                <w:sz w:val="21"/>
-              </w:rPr>
-              <w:t>4000</w:t>
-            </w:r>
-          </w:p>
-        </w:tc>
-        <w:tc>
-          <w:tcPr>
-            <w:tcW w:w="1814" w:type="dxa"/>
-            <w:tcMar>
-              <w:top w:w="80" w:type="dxa"/>
-              <w:left w:w="80" w:type="dxa"/>
-              <w:bottom w:w="80" w:type="dxa"/>
-              <w:right w:w="80" w:type="dxa"/>
-            </w:tcMar>
-            <w:vAlign w:val="center"/>
-          </w:tcPr>
-          <w:p>
-            <w:pPr>
-              <w:jc w:val="center"/>
-            </w:pPr>
-            <w:r>
-              <w:rPr>
-                <w:sz w:val="21"/>
-              </w:rPr>
-              <w:t>≈ 0,216</w:t>
+            <w:r/>
+            <w:r>
+              <w:rPr>
+                <w:rFonts w:ascii="Times New Roman" w:hAnsi="Times New Roman" w:eastAsia="Times New Roman"/>
+                <w:b w:val="0"/>
+                <w:sz w:val="19"/>
+              </w:rPr>
+              <w:t>0,017</w:t>
             </w:r>
           </w:p>
         </w:tc>
@@ -2987,13 +3096,17 @@
           </w:tcPr>
           <w:p>
             <w:pPr>
+              <w:spacing w:before="0" w:after="0"/>
               <w:jc w:val="center"/>
             </w:pPr>
-            <w:r>
-              <w:rPr>
-                <w:sz w:val="21"/>
-              </w:rPr>
-              <w:t>≈ 71,392</w:t>
+            <w:r/>
+            <w:r>
+              <w:rPr>
+                <w:rFonts w:ascii="Times New Roman" w:hAnsi="Times New Roman" w:eastAsia="Times New Roman"/>
+                <w:b w:val="0"/>
+                <w:sz w:val="19"/>
+              </w:rPr>
+              <w:t>0,013500</w:t>
             </w:r>
           </w:p>
         </w:tc>
@@ -3010,16 +3123,39 @@
           </w:tcPr>
           <w:p>
             <w:pPr>
+              <w:spacing w:before="0" w:after="0"/>
               <w:jc w:val="center"/>
             </w:pPr>
-            <w:proofErr w:type="spellStart"/>
-            <w:r>
-              <w:rPr>
-                <w:sz w:val="21"/>
-              </w:rPr>
-              <w:t>оценка</w:t>
-            </w:r>
-            <w:proofErr w:type="spellEnd"/>
+            <w:r/>
+            <w:r>
+              <w:rPr>
+                <w:rFonts w:ascii="Times New Roman" w:hAnsi="Times New Roman" w:eastAsia="Times New Roman"/>
+                <w:b w:val="0"/>
+                <w:sz w:val="19"/>
+              </w:rPr>
+              <w:t>0,775</w:t>
+            </w:r>
+          </w:p>
+        </w:tc>
+        <w:tc>
+          <w:tcPr>
+            <w:tcW w:type="dxa" w:w="2041"/>
+            <w:vAlign w:val="center"/>
+          </w:tcPr>
+          <w:p>
+            <w:pPr>
+              <w:spacing w:before="0" w:after="0"/>
+              <w:jc w:val="center"/>
+            </w:pPr>
+            <w:r/>
+            <w:r>
+              <w:rPr>
+                <w:rFonts w:ascii="Times New Roman" w:hAnsi="Times New Roman" w:eastAsia="Times New Roman"/>
+                <w:b w:val="0"/>
+                <w:sz w:val="19"/>
+              </w:rPr>
+              <w:t>1,115500</w:t>
+            </w:r>
           </w:p>
         </w:tc>
       </w:tr>
@@ -3029,7 +3165,7 @@
         </w:trPr>
         <w:tc>
           <w:tcPr>
-            <w:tcW w:w="1361" w:type="dxa"/>
+            <w:tcW w:w="850" w:type="dxa"/>
             <w:tcMar>
               <w:top w:w="80" w:type="dxa"/>
               <w:left w:w="80" w:type="dxa"/>
@@ -3040,36 +3176,17 @@
           </w:tcPr>
           <w:p>
             <w:pPr>
+              <w:spacing w:before="0" w:after="0"/>
               <w:jc w:val="center"/>
             </w:pPr>
-            <w:r>
-              <w:rPr>
-                <w:sz w:val="21"/>
-              </w:rPr>
-              <w:t>10000</w:t>
-            </w:r>
-          </w:p>
-        </w:tc>
-        <w:tc>
-          <w:tcPr>
-            <w:tcW w:w="1814" w:type="dxa"/>
-            <w:tcMar>
-              <w:top w:w="80" w:type="dxa"/>
-              <w:left w:w="80" w:type="dxa"/>
-              <w:bottom w:w="80" w:type="dxa"/>
-              <w:right w:w="80" w:type="dxa"/>
-            </w:tcMar>
-            <w:vAlign w:val="center"/>
-          </w:tcPr>
-          <w:p>
-            <w:pPr>
-              <w:jc w:val="center"/>
-            </w:pPr>
-            <w:r>
-              <w:rPr>
-                <w:sz w:val="21"/>
-              </w:rPr>
-              <w:t>≈ 1,350</w:t>
+            <w:r/>
+            <w:r>
+              <w:rPr>
+                <w:rFonts w:ascii="Times New Roman" w:hAnsi="Times New Roman" w:eastAsia="Times New Roman"/>
+                <w:b w:val="0"/>
+                <w:sz w:val="19"/>
+              </w:rPr>
+              <w:t>2000</w:t>
             </w:r>
           </w:p>
         </w:tc>
@@ -3086,13 +3203,17 @@
           </w:tcPr>
           <w:p>
             <w:pPr>
+              <w:spacing w:before="0" w:after="0"/>
               <w:jc w:val="center"/>
             </w:pPr>
-            <w:r>
-              <w:rPr>
-                <w:sz w:val="21"/>
-              </w:rPr>
-              <w:t>≈ 1115,500</w:t>
+            <w:r/>
+            <w:r>
+              <w:rPr>
+                <w:rFonts w:ascii="Times New Roman" w:hAnsi="Times New Roman" w:eastAsia="Times New Roman"/>
+                <w:b w:val="0"/>
+                <w:sz w:val="19"/>
+              </w:rPr>
+              <w:t>0,054</w:t>
             </w:r>
           </w:p>
         </w:tc>
@@ -3109,16 +3230,307 @@
           </w:tcPr>
           <w:p>
             <w:pPr>
+              <w:spacing w:before="0" w:after="0"/>
               <w:jc w:val="center"/>
             </w:pPr>
-            <w:proofErr w:type="spellStart"/>
-            <w:r>
-              <w:rPr>
-                <w:sz w:val="21"/>
-              </w:rPr>
-              <w:t>оценка</w:t>
-            </w:r>
-            <w:proofErr w:type="spellEnd"/>
+            <w:r/>
+            <w:r>
+              <w:rPr>
+                <w:rFonts w:ascii="Times New Roman" w:hAnsi="Times New Roman" w:eastAsia="Times New Roman"/>
+                <w:b w:val="0"/>
+                <w:sz w:val="19"/>
+              </w:rPr>
+              <w:t>0,054000</w:t>
+            </w:r>
+          </w:p>
+        </w:tc>
+        <w:tc>
+          <w:tcPr>
+            <w:tcW w:w="2041" w:type="dxa"/>
+            <w:tcMar>
+              <w:top w:w="80" w:type="dxa"/>
+              <w:left w:w="80" w:type="dxa"/>
+              <w:bottom w:w="80" w:type="dxa"/>
+              <w:right w:w="80" w:type="dxa"/>
+            </w:tcMar>
+            <w:vAlign w:val="center"/>
+          </w:tcPr>
+          <w:p>
+            <w:pPr>
+              <w:spacing w:before="0" w:after="0"/>
+              <w:jc w:val="center"/>
+            </w:pPr>
+            <w:r/>
+            <w:r>
+              <w:rPr>
+                <w:rFonts w:ascii="Times New Roman" w:hAnsi="Times New Roman" w:eastAsia="Times New Roman"/>
+                <w:b w:val="0"/>
+                <w:sz w:val="19"/>
+              </w:rPr>
+              <w:t>8,924</w:t>
+            </w:r>
+          </w:p>
+        </w:tc>
+        <w:tc>
+          <w:tcPr>
+            <w:tcW w:type="dxa" w:w="2041"/>
+            <w:vAlign w:val="center"/>
+          </w:tcPr>
+          <w:p>
+            <w:pPr>
+              <w:spacing w:before="0" w:after="0"/>
+              <w:jc w:val="center"/>
+            </w:pPr>
+            <w:r/>
+            <w:r>
+              <w:rPr>
+                <w:rFonts w:ascii="Times New Roman" w:hAnsi="Times New Roman" w:eastAsia="Times New Roman"/>
+                <w:b w:val="0"/>
+                <w:sz w:val="19"/>
+              </w:rPr>
+              <w:t>8,924000</w:t>
+            </w:r>
+          </w:p>
+        </w:tc>
+      </w:tr>
+      <w:tr>
+        <w:trPr>
+          <w:jc w:val="center"/>
+        </w:trPr>
+        <w:tc>
+          <w:tcPr>
+            <w:tcW w:w="850" w:type="dxa"/>
+            <w:tcMar>
+              <w:top w:w="80" w:type="dxa"/>
+              <w:left w:w="80" w:type="dxa"/>
+              <w:bottom w:w="80" w:type="dxa"/>
+              <w:right w:w="80" w:type="dxa"/>
+            </w:tcMar>
+            <w:vAlign w:val="center"/>
+          </w:tcPr>
+          <w:p>
+            <w:pPr>
+              <w:spacing w:before="0" w:after="0"/>
+              <w:jc w:val="center"/>
+            </w:pPr>
+            <w:r/>
+            <w:r>
+              <w:rPr>
+                <w:rFonts w:ascii="Times New Roman" w:hAnsi="Times New Roman" w:eastAsia="Times New Roman"/>
+                <w:b w:val="0"/>
+                <w:sz w:val="19"/>
+              </w:rPr>
+              <w:t>4000</w:t>
+            </w:r>
+          </w:p>
+        </w:tc>
+        <w:tc>
+          <w:tcPr>
+            <w:tcW w:w="2041" w:type="dxa"/>
+            <w:tcMar>
+              <w:top w:w="80" w:type="dxa"/>
+              <w:left w:w="80" w:type="dxa"/>
+              <w:bottom w:w="80" w:type="dxa"/>
+              <w:right w:w="80" w:type="dxa"/>
+            </w:tcMar>
+            <w:vAlign w:val="center"/>
+          </w:tcPr>
+          <w:p>
+            <w:pPr>
+              <w:spacing w:before="0" w:after="0"/>
+              <w:jc w:val="center"/>
+            </w:pPr>
+            <w:r/>
+            <w:r>
+              <w:rPr>
+                <w:rFonts w:ascii="Times New Roman" w:hAnsi="Times New Roman" w:eastAsia="Times New Roman"/>
+                <w:b w:val="0"/>
+                <w:sz w:val="19"/>
+              </w:rPr>
+              <w:t>—</w:t>
+            </w:r>
+          </w:p>
+        </w:tc>
+        <w:tc>
+          <w:tcPr>
+            <w:tcW w:w="2041" w:type="dxa"/>
+            <w:tcMar>
+              <w:top w:w="80" w:type="dxa"/>
+              <w:left w:w="80" w:type="dxa"/>
+              <w:bottom w:w="80" w:type="dxa"/>
+              <w:right w:w="80" w:type="dxa"/>
+            </w:tcMar>
+            <w:vAlign w:val="center"/>
+          </w:tcPr>
+          <w:p>
+            <w:pPr>
+              <w:spacing w:before="0" w:after="0"/>
+              <w:jc w:val="center"/>
+            </w:pPr>
+            <w:r/>
+            <w:r>
+              <w:rPr>
+                <w:rFonts w:ascii="Times New Roman" w:hAnsi="Times New Roman" w:eastAsia="Times New Roman"/>
+                <w:b w:val="0"/>
+                <w:sz w:val="19"/>
+              </w:rPr>
+              <w:t>0,216000</w:t>
+            </w:r>
+          </w:p>
+        </w:tc>
+        <w:tc>
+          <w:tcPr>
+            <w:tcW w:w="2041" w:type="dxa"/>
+            <w:tcMar>
+              <w:top w:w="80" w:type="dxa"/>
+              <w:left w:w="80" w:type="dxa"/>
+              <w:bottom w:w="80" w:type="dxa"/>
+              <w:right w:w="80" w:type="dxa"/>
+            </w:tcMar>
+            <w:vAlign w:val="center"/>
+          </w:tcPr>
+          <w:p>
+            <w:pPr>
+              <w:spacing w:before="0" w:after="0"/>
+              <w:jc w:val="center"/>
+            </w:pPr>
+            <w:r/>
+            <w:r>
+              <w:rPr>
+                <w:rFonts w:ascii="Times New Roman" w:hAnsi="Times New Roman" w:eastAsia="Times New Roman"/>
+                <w:b w:val="0"/>
+                <w:sz w:val="19"/>
+              </w:rPr>
+              <w:t>—</w:t>
+            </w:r>
+          </w:p>
+        </w:tc>
+        <w:tc>
+          <w:tcPr>
+            <w:tcW w:type="dxa" w:w="2041"/>
+            <w:vAlign w:val="center"/>
+          </w:tcPr>
+          <w:p>
+            <w:pPr>
+              <w:spacing w:before="0" w:after="0"/>
+              <w:jc w:val="center"/>
+            </w:pPr>
+            <w:r/>
+            <w:r>
+              <w:rPr>
+                <w:rFonts w:ascii="Times New Roman" w:hAnsi="Times New Roman" w:eastAsia="Times New Roman"/>
+                <w:b w:val="0"/>
+                <w:sz w:val="19"/>
+              </w:rPr>
+              <w:t>71,392000</w:t>
+            </w:r>
+          </w:p>
+        </w:tc>
+      </w:tr>
+      <w:tr>
+        <w:tc>
+          <w:tcPr>
+            <w:tcW w:type="dxa" w:w="850"/>
+            <w:vAlign w:val="center"/>
+          </w:tcPr>
+          <w:p>
+            <w:pPr>
+              <w:spacing w:before="0" w:after="0"/>
+              <w:jc w:val="center"/>
+            </w:pPr>
+            <w:r/>
+            <w:r>
+              <w:rPr>
+                <w:rFonts w:ascii="Times New Roman" w:hAnsi="Times New Roman" w:eastAsia="Times New Roman"/>
+                <w:b w:val="0"/>
+                <w:sz w:val="19"/>
+              </w:rPr>
+              <w:t>10000</w:t>
+            </w:r>
+          </w:p>
+        </w:tc>
+        <w:tc>
+          <w:tcPr>
+            <w:tcW w:type="dxa" w:w="2041"/>
+            <w:vAlign w:val="center"/>
+          </w:tcPr>
+          <w:p>
+            <w:pPr>
+              <w:spacing w:before="0" w:after="0"/>
+              <w:jc w:val="center"/>
+            </w:pPr>
+            <w:r/>
+            <w:r>
+              <w:rPr>
+                <w:rFonts w:ascii="Times New Roman" w:hAnsi="Times New Roman" w:eastAsia="Times New Roman"/>
+                <w:b w:val="0"/>
+                <w:sz w:val="19"/>
+              </w:rPr>
+              <w:t>—</w:t>
+            </w:r>
+          </w:p>
+        </w:tc>
+        <w:tc>
+          <w:tcPr>
+            <w:tcW w:type="dxa" w:w="2041"/>
+            <w:vAlign w:val="center"/>
+          </w:tcPr>
+          <w:p>
+            <w:pPr>
+              <w:spacing w:before="0" w:after="0"/>
+              <w:jc w:val="center"/>
+            </w:pPr>
+            <w:r/>
+            <w:r>
+              <w:rPr>
+                <w:rFonts w:ascii="Times New Roman" w:hAnsi="Times New Roman" w:eastAsia="Times New Roman"/>
+                <w:b w:val="0"/>
+                <w:sz w:val="19"/>
+              </w:rPr>
+              <w:t>1,350000</w:t>
+            </w:r>
+          </w:p>
+        </w:tc>
+        <w:tc>
+          <w:tcPr>
+            <w:tcW w:type="dxa" w:w="2041"/>
+            <w:vAlign w:val="center"/>
+          </w:tcPr>
+          <w:p>
+            <w:pPr>
+              <w:spacing w:before="0" w:after="0"/>
+              <w:jc w:val="center"/>
+            </w:pPr>
+            <w:r/>
+            <w:r>
+              <w:rPr>
+                <w:rFonts w:ascii="Times New Roman" w:hAnsi="Times New Roman" w:eastAsia="Times New Roman"/>
+                <w:b w:val="0"/>
+                <w:sz w:val="19"/>
+              </w:rPr>
+              <w:t>—</w:t>
+            </w:r>
+          </w:p>
+        </w:tc>
+        <w:tc>
+          <w:tcPr>
+            <w:tcW w:type="dxa" w:w="2041"/>
+            <w:vAlign w:val="center"/>
+          </w:tcPr>
+          <w:p>
+            <w:pPr>
+              <w:spacing w:before="0" w:after="0"/>
+              <w:jc w:val="center"/>
+            </w:pPr>
+            <w:r/>
+            <w:r>
+              <w:rPr>
+                <w:rFonts w:ascii="Times New Roman" w:hAnsi="Times New Roman" w:eastAsia="Times New Roman"/>
+                <w:b w:val="0"/>
+                <w:sz w:val="19"/>
+              </w:rPr>
+              <w:t>1115,500000</w:t>
+            </w:r>
           </w:p>
         </w:tc>
       </w:tr>
@@ -3181,12 +3593,13 @@
         <w:spacing w:after="160"/>
         <w:jc w:val="center"/>
         <w:rPr>
+          <w:szCs w:val="28"/>
           <w:lang w:val="ru-RU"/>
         </w:rPr>
       </w:pPr>
       <w:r>
         <w:rPr>
-          <w:sz w:val="24"/>
+          <w:szCs w:val="28"/>
           <w:lang w:val="ru-RU"/>
         </w:rPr>
         <w:t>Рисунок 1 — График зависимости времени перемножения матриц от размера</w:t>
@@ -3198,39 +3611,53 @@
         <w:ind w:firstLine="709"/>
         <w:jc w:val="both"/>
         <w:rPr>
+          <w:szCs w:val="28"/>
           <w:lang w:val="ru-RU"/>
         </w:rPr>
       </w:pPr>
       <w:r>
         <w:rPr>
+          <w:szCs w:val="28"/>
           <w:lang w:val="ru-RU"/>
         </w:rPr>
         <w:t xml:space="preserve">При увеличении размера матрицы в два раза время перемножения в области крупных </w:t>
       </w:r>
       <w:r>
+        <w:rPr>
+          <w:szCs w:val="28"/>
+        </w:rPr>
         <w:t>n</w:t>
       </w:r>
       <w:r>
         <w:rPr>
+          <w:szCs w:val="28"/>
           <w:lang w:val="ru-RU"/>
         </w:rPr>
         <w:t xml:space="preserve"> возрастает приблизительно в восемь раз, что соответствует зависимости </w:t>
       </w:r>
       <w:r>
+        <w:rPr>
+          <w:szCs w:val="28"/>
+        </w:rPr>
         <w:t>n</w:t>
       </w:r>
       <w:r>
         <w:rPr>
+          <w:szCs w:val="28"/>
           <w:lang w:val="ru-RU"/>
         </w:rPr>
         <w:t xml:space="preserve">³. Отклонения для малых размеров связаны с дискретностью </w:t>
       </w:r>
       <w:proofErr w:type="gramStart"/>
       <w:r>
+        <w:rPr>
+          <w:szCs w:val="28"/>
+        </w:rPr>
         <w:t>clock</w:t>
       </w:r>
       <w:r>
         <w:rPr>
+          <w:szCs w:val="28"/>
           <w:lang w:val="ru-RU"/>
         </w:rPr>
         <w:t>(</w:t>
@@ -3238,24 +3665,33 @@
       <w:proofErr w:type="gramEnd"/>
       <w:r>
         <w:rPr>
+          <w:szCs w:val="28"/>
           <w:lang w:val="ru-RU"/>
         </w:rPr>
         <w:t xml:space="preserve">) и накладными расходами запуска. Практические данные подтверждают теоретическую сложность </w:t>
       </w:r>
       <w:r>
+        <w:rPr>
+          <w:szCs w:val="28"/>
+        </w:rPr>
         <w:t>O</w:t>
       </w:r>
       <w:r>
         <w:rPr>
+          <w:szCs w:val="28"/>
           <w:lang w:val="ru-RU"/>
         </w:rPr>
         <w:t>(</w:t>
       </w:r>
       <w:r>
+        <w:rPr>
+          <w:szCs w:val="28"/>
+        </w:rPr>
         <w:t>n</w:t>
       </w:r>
       <w:r>
         <w:rPr>
+          <w:szCs w:val="28"/>
           <w:lang w:val="ru-RU"/>
         </w:rPr>
         <w:t>³).</w:t>
@@ -3280,13 +3716,13 @@
         <w:spacing w:before="160" w:after="160"/>
         <w:jc w:val="center"/>
         <w:rPr>
+          <w:szCs w:val="28"/>
           <w:lang w:val="ru-RU"/>
         </w:rPr>
       </w:pPr>
       <w:r>
         <w:rPr>
-          <w:b/>
-          <w:sz w:val="32"/>
+          <w:szCs w:val="28"/>
           <w:lang w:val="ru-RU"/>
         </w:rPr>
         <w:lastRenderedPageBreak/>
@@ -3299,22 +3735,28 @@
         <w:ind w:firstLine="709"/>
         <w:jc w:val="both"/>
         <w:rPr>
+          <w:szCs w:val="28"/>
           <w:lang w:val="ru-RU"/>
         </w:rPr>
       </w:pPr>
       <w:r>
         <w:rPr>
+          <w:szCs w:val="28"/>
           <w:lang w:val="ru-RU"/>
         </w:rPr>
         <w:t xml:space="preserve">Задание: измерить время сортировки Шелла, быстрой сортировки и стандартной функции </w:t>
       </w:r>
       <w:proofErr w:type="spellStart"/>
       <w:r>
+        <w:rPr>
+          <w:szCs w:val="28"/>
+        </w:rPr>
         <w:t>qsort</w:t>
       </w:r>
       <w:proofErr w:type="spellEnd"/>
       <w:r>
         <w:rPr>
+          <w:szCs w:val="28"/>
           <w:lang w:val="ru-RU"/>
         </w:rPr>
         <w:t xml:space="preserve"> на случайном, возрастающем, убывающем и комбинированном массивах.</w:t>
@@ -3326,11 +3768,13 @@
         <w:ind w:firstLine="709"/>
         <w:jc w:val="both"/>
         <w:rPr>
+          <w:szCs w:val="28"/>
           <w:lang w:val="ru-RU"/>
         </w:rPr>
       </w:pPr>
       <w:r>
         <w:rPr>
+          <w:szCs w:val="28"/>
           <w:lang w:val="ru-RU"/>
         </w:rPr>
         <w:t xml:space="preserve">Для корректного сравнения каждый алгоритм получает отдельную копию одного и того же исходного массива. После сортировки результат проверяется функцией </w:t>
@@ -3338,40 +3782,56 @@
       <w:proofErr w:type="spellStart"/>
       <w:proofErr w:type="gramStart"/>
       <w:r>
+        <w:rPr>
+          <w:szCs w:val="28"/>
+        </w:rPr>
         <w:t>std</w:t>
       </w:r>
       <w:proofErr w:type="spellEnd"/>
       <w:r>
         <w:rPr>
+          <w:szCs w:val="28"/>
           <w:lang w:val="ru-RU"/>
         </w:rPr>
         <w:t>::</w:t>
       </w:r>
       <w:proofErr w:type="gramEnd"/>
       <w:r>
+        <w:rPr>
+          <w:szCs w:val="28"/>
+        </w:rPr>
         <w:t>is</w:t>
       </w:r>
       <w:r>
         <w:rPr>
+          <w:szCs w:val="28"/>
           <w:lang w:val="ru-RU"/>
         </w:rPr>
         <w:t>_</w:t>
       </w:r>
       <w:r>
+        <w:rPr>
+          <w:szCs w:val="28"/>
+        </w:rPr>
         <w:t>sorted</w:t>
       </w:r>
       <w:r>
         <w:rPr>
+          <w:szCs w:val="28"/>
           <w:lang w:val="ru-RU"/>
         </w:rPr>
         <w:t xml:space="preserve">. Измерения выполняются функцией </w:t>
       </w:r>
       <w:proofErr w:type="gramStart"/>
       <w:r>
+        <w:rPr>
+          <w:szCs w:val="28"/>
+        </w:rPr>
         <w:t>clock</w:t>
       </w:r>
       <w:r>
         <w:rPr>
+          <w:szCs w:val="28"/>
           <w:lang w:val="ru-RU"/>
         </w:rPr>
         <w:t>(</w:t>
@@ -3379,33 +3839,46 @@
       <w:proofErr w:type="gramEnd"/>
       <w:r>
         <w:rPr>
+          <w:szCs w:val="28"/>
           <w:lang w:val="ru-RU"/>
         </w:rPr>
         <w:t xml:space="preserve">), время переводится в секунды делением на </w:t>
       </w:r>
       <w:r>
+        <w:rPr>
+          <w:szCs w:val="28"/>
+        </w:rPr>
         <w:t>CLOCKS</w:t>
       </w:r>
       <w:r>
         <w:rPr>
+          <w:szCs w:val="28"/>
           <w:lang w:val="ru-RU"/>
         </w:rPr>
         <w:t>_</w:t>
       </w:r>
       <w:r>
+        <w:rPr>
+          <w:szCs w:val="28"/>
+        </w:rPr>
         <w:t>PER</w:t>
       </w:r>
       <w:r>
         <w:rPr>
+          <w:szCs w:val="28"/>
           <w:lang w:val="ru-RU"/>
         </w:rPr>
         <w:t>_</w:t>
       </w:r>
       <w:r>
+        <w:rPr>
+          <w:szCs w:val="28"/>
+        </w:rPr>
         <w:t>SEC</w:t>
       </w:r>
       <w:r>
         <w:rPr>
+          <w:szCs w:val="28"/>
           <w:lang w:val="ru-RU"/>
         </w:rPr>
         <w:t>.</w:t>
@@ -3420,63 +3893,63 @@
       <w:proofErr w:type="spellStart"/>
       <w:r>
         <w:rPr>
-          <w:sz w:val="24"/>
+          <w:szCs w:val="28"/>
         </w:rPr>
         <w:t>Листинг</w:t>
       </w:r>
       <w:proofErr w:type="spellEnd"/>
       <w:r>
         <w:rPr>
-          <w:sz w:val="24"/>
+          <w:szCs w:val="28"/>
         </w:rPr>
         <w:t xml:space="preserve"> 2 — </w:t>
       </w:r>
       <w:proofErr w:type="spellStart"/>
       <w:r>
         <w:rPr>
-          <w:sz w:val="24"/>
+          <w:szCs w:val="28"/>
         </w:rPr>
         <w:t>Программа</w:t>
       </w:r>
       <w:proofErr w:type="spellEnd"/>
       <w:r>
         <w:rPr>
-          <w:sz w:val="24"/>
+          <w:szCs w:val="28"/>
         </w:rPr>
         <w:t xml:space="preserve"> </w:t>
       </w:r>
       <w:proofErr w:type="spellStart"/>
       <w:r>
         <w:rPr>
-          <w:sz w:val="24"/>
+          <w:szCs w:val="28"/>
         </w:rPr>
         <w:t>сравнения</w:t>
       </w:r>
       <w:proofErr w:type="spellEnd"/>
       <w:r>
         <w:rPr>
-          <w:sz w:val="24"/>
+          <w:szCs w:val="28"/>
         </w:rPr>
         <w:t xml:space="preserve"> </w:t>
       </w:r>
       <w:proofErr w:type="spellStart"/>
       <w:r>
         <w:rPr>
-          <w:sz w:val="24"/>
+          <w:szCs w:val="28"/>
         </w:rPr>
         <w:t>алгоритмов</w:t>
       </w:r>
       <w:proofErr w:type="spellEnd"/>
       <w:r>
         <w:rPr>
-          <w:sz w:val="24"/>
+          <w:szCs w:val="28"/>
         </w:rPr>
         <w:t xml:space="preserve"> </w:t>
       </w:r>
       <w:proofErr w:type="spellStart"/>
       <w:r>
         <w:rPr>
-          <w:sz w:val="24"/>
+          <w:szCs w:val="28"/>
         </w:rPr>
         <w:t>сортировки</w:t>
       </w:r>
@@ -9278,12 +9751,12 @@
         <w:spacing w:after="160"/>
         <w:jc w:val="center"/>
         <w:rPr>
+          <w:sz w:val="32"/>
           <w:lang w:val="ru-RU"/>
         </w:rPr>
       </w:pPr>
       <w:r>
         <w:rPr>
-          <w:sz w:val="24"/>
           <w:lang w:val="ru-RU"/>
         </w:rPr>
         <w:lastRenderedPageBreak/>
@@ -9998,7 +10471,6 @@
       </w:pPr>
       <w:r>
         <w:rPr>
-          <w:sz w:val="24"/>
           <w:lang w:val="ru-RU"/>
         </w:rPr>
         <w:t>Рисунок 2 — Результат выполнения программы сравнения сортировок</w:t>
@@ -10075,7 +10547,6 @@
       <w:r>
         <w:rPr>
           <w:rFonts w:cs="Times New Roman"/>
-          <w:sz w:val="24"/>
           <w:lang w:val="ru-RU"/>
         </w:rPr>
         <w:t>Рисунок 3 — Результаты сортировки массива из 7 000 элементов</w:t>
@@ -10146,14 +10617,14 @@
         <w:jc w:val="center"/>
         <w:rPr>
           <w:rFonts w:cs="Times New Roman"/>
-          <w:sz w:val="24"/>
+          <w:szCs w:val="28"/>
           <w:lang w:val="ru-RU"/>
         </w:rPr>
       </w:pPr>
       <w:r>
         <w:rPr>
           <w:rFonts w:cs="Times New Roman"/>
-          <w:sz w:val="24"/>
+          <w:szCs w:val="28"/>
           <w:lang w:val="ru-RU"/>
         </w:rPr>
         <w:t>Рисунок 4 — Результаты сортировки массива из 70 000 элементов</w:t>
@@ -10166,12 +10637,14 @@
         <w:jc w:val="both"/>
         <w:rPr>
           <w:rFonts w:cs="Times New Roman"/>
+          <w:szCs w:val="28"/>
           <w:lang w:val="ru-RU"/>
         </w:rPr>
       </w:pPr>
       <w:r>
         <w:rPr>
           <w:rFonts w:cs="Times New Roman"/>
+          <w:szCs w:val="28"/>
           <w:lang w:val="ru-RU"/>
         </w:rPr>
         <w:t xml:space="preserve">Результаты показывают, что для </w:t>
@@ -10179,6 +10652,7 @@
       <w:r>
         <w:rPr>
           <w:rFonts w:cs="Times New Roman"/>
+          <w:szCs w:val="28"/>
           <w:lang w:val="ru-RU"/>
         </w:rPr>
         <w:t>массива из 7 000 элементов времена</w:t>
@@ -10186,6 +10660,7 @@
       <w:r>
         <w:rPr>
           <w:rFonts w:cs="Times New Roman"/>
+          <w:szCs w:val="28"/>
           <w:lang w:val="ru-RU"/>
         </w:rPr>
         <w:t xml:space="preserve"> настолько малы, что многие значения округляются до нуля из-за ограниченной точности функции </w:t>
@@ -10195,6 +10670,7 @@
       <w:r>
         <w:rPr>
           <w:rFonts w:cs="Times New Roman"/>
+          <w:szCs w:val="28"/>
           <w:lang w:val="ru-RU"/>
         </w:rPr>
         <w:t>clock</w:t>
@@ -10203,6 +10679,7 @@
       <w:r>
         <w:rPr>
           <w:rFonts w:cs="Times New Roman"/>
+          <w:szCs w:val="28"/>
           <w:lang w:val="ru-RU"/>
         </w:rPr>
         <w:t>(</w:t>
@@ -10211,6 +10688,7 @@
       <w:r>
         <w:rPr>
           <w:rFonts w:cs="Times New Roman"/>
+          <w:szCs w:val="28"/>
           <w:lang w:val="ru-RU"/>
         </w:rPr>
         <w:t xml:space="preserve">); поэтому по одному такому запуску нельзя надёжно определить самый быстрый алгоритм. На небольших массивах сортировка Шелла может быть не медленнее быстрой сортировки и </w:t>
@@ -10219,6 +10697,7 @@
       <w:r>
         <w:rPr>
           <w:rFonts w:cs="Times New Roman"/>
+          <w:szCs w:val="28"/>
           <w:lang w:val="ru-RU"/>
         </w:rPr>
         <w:t>qsort</w:t>
@@ -10227,6 +10706,7 @@
       <w:r>
         <w:rPr>
           <w:rFonts w:cs="Times New Roman"/>
+          <w:szCs w:val="28"/>
           <w:lang w:val="ru-RU"/>
         </w:rPr>
         <w:t xml:space="preserve">, поскольку использует простые циклы, тогда как у быстрой сортировки имеются накладные расходы на разбиение и рекурсивные вызовы, а у </w:t>
@@ -10235,6 +10715,7 @@
       <w:r>
         <w:rPr>
           <w:rFonts w:cs="Times New Roman"/>
+          <w:szCs w:val="28"/>
           <w:lang w:val="ru-RU"/>
         </w:rPr>
         <w:t>qsort</w:t>
@@ -10243,23 +10724,16 @@
       <w:r>
         <w:rPr>
           <w:rFonts w:cs="Times New Roman"/>
+          <w:szCs w:val="28"/>
           <w:lang w:val="ru-RU"/>
         </w:rPr>
-        <w:t xml:space="preserve"> — на многократные вызовы функции сравнения. При размере 70 000 элементов </w:t>
-      </w:r>
-      <w:bookmarkStart w:id="0" w:name="_GoBack"/>
-      <w:bookmarkEnd w:id="0"/>
-      <w:r>
-        <w:rPr>
-          <w:rFonts w:cs="Times New Roman"/>
-          <w:lang w:val="ru-RU"/>
-        </w:rPr>
-        <w:t xml:space="preserve">сортировка Шелла с используемой фиксированной последовательностью шагов выполняет значительно больше сравнений и перемещений, поэтому замедляется. Исключение наблюдается на комбинированном массиве: собственная быстрая сортировка затратила 0,256 с, поскольку выбор среднего элемента в качестве опорного для такой структуры приводит к неравномерному делению массива и приближает время работы к O(n²); </w:t>
+        <w:t xml:space="preserve"> — на многократные вызовы функции сравнения. При размере 70 000 элементов сортировка Шелла с используемой фиксированной последовательностью шагов выполняет значительно больше сравнений и перемещений, поэтому замедляется. Исключение наблюдается на комбинированном массиве: собственная быстрая сортировка затратила 0,256 с, поскольку выбор среднего элемента в качестве опорного для такой структуры приводит к неравномерному делению массива и приближает время работы к O(n²); </w:t>
       </w:r>
       <w:proofErr w:type="spellStart"/>
       <w:r>
         <w:rPr>
           <w:rFonts w:cs="Times New Roman"/>
+          <w:szCs w:val="28"/>
           <w:lang w:val="ru-RU"/>
         </w:rPr>
         <w:t>qsort</w:t>
@@ -10268,6 +10742,7 @@
       <w:r>
         <w:rPr>
           <w:rFonts w:cs="Times New Roman"/>
+          <w:szCs w:val="28"/>
           <w:lang w:val="ru-RU"/>
         </w:rPr>
         <w:t xml:space="preserve"> обработал этот набор быстрее благодаря более устойчивой библиотечной реализации.</w:t>
@@ -10279,25 +10754,48 @@
         <w:ind w:firstLine="709"/>
         <w:jc w:val="both"/>
         <w:rPr>
+          <w:szCs w:val="28"/>
           <w:lang w:val="ru-RU"/>
         </w:rPr>
       </w:pPr>
       <w:r>
         <w:rPr>
+          <w:szCs w:val="28"/>
           <w:lang w:val="ru-RU"/>
         </w:rPr>
         <w:t xml:space="preserve">На случайном и убывающем массивах быстрая сортировка и </w:t>
       </w:r>
       <w:proofErr w:type="spellStart"/>
       <w:r>
+        <w:rPr>
+          <w:szCs w:val="28"/>
+        </w:rPr>
         <w:t>qsort</w:t>
       </w:r>
       <w:proofErr w:type="spellEnd"/>
       <w:r>
         <w:rPr>
+          <w:szCs w:val="28"/>
           <w:lang w:val="ru-RU"/>
         </w:rPr>
-        <w:t xml:space="preserve"> показали меньшее время, чем сортировка Шелла. На уже упорядоченной последовательности все значения оказались ниже или на границе разрешения таймера. На комбинированном массиве данная реализация быстрой сортировки показала худший результат, что связано с особенностями выбора опорного элемента и структуры входных данных. Один запуск даёт ориентировочные значения; для статистически устойчивой оценки измерения следует повторять и усреднять.</w:t>
+        <w:t xml:space="preserve"> показали меньшее время, чем сортировка Шелла. На уже упорядоченной последовательности все значения оказались ниже или на границе разрешения таймера. На комбинированном массиве данная реализация быстрой сортировки показала худший результат, что связано с особенностями выбора опорного элемента и структуры входных данных. Один запуск даёт </w:t>
+      </w:r>
+      <w:r>
+        <w:rPr>
+          <w:szCs w:val="28"/>
+          <w:lang w:val="ru-RU"/>
+        </w:rPr>
+        <w:lastRenderedPageBreak/>
+        <w:t>ориентировочные значения; для статистически</w:t>
+      </w:r>
+      <w:bookmarkStart w:id="0" w:name="_GoBack"/>
+      <w:bookmarkEnd w:id="0"/>
+      <w:r>
+        <w:rPr>
+          <w:szCs w:val="28"/>
+          <w:lang w:val="ru-RU"/>
+        </w:rPr>
+        <w:t xml:space="preserve"> устойчивой оценки измерения следует повторять и усреднять.</w:t>
       </w:r>
     </w:p>
     <w:p>
@@ -10306,72 +10804,80 @@
         <w:spacing w:before="160" w:after="160"/>
         <w:jc w:val="both"/>
         <w:rPr>
+          <w:szCs w:val="28"/>
           <w:lang w:val="ru-RU"/>
         </w:rPr>
       </w:pPr>
       <w:r>
         <w:rPr>
-          <w:sz w:val="32"/>
+          <w:szCs w:val="28"/>
           <w:lang w:val="ru-RU"/>
         </w:rPr>
-        <w:lastRenderedPageBreak/>
-        <w:t>Вывод</w:t>
+        <w:t xml:space="preserve">Вывод: в ходе работы были исследованы средства библиотеки </w:t>
       </w:r>
       <w:r>
         <w:rPr>
-          <w:lang w:val="ru-RU"/>
+          <w:szCs w:val="28"/>
         </w:rPr>
-        <w:t>: в</w:t>
-      </w:r>
-      <w:r>
-        <w:rPr>
-          <w:lang w:val="ru-RU"/>
-        </w:rPr>
-        <w:t xml:space="preserve"> ходе работы были исследованы средства библиотеки </w:t>
-      </w:r>
-      <w:r>
         <w:t>time</w:t>
       </w:r>
       <w:r>
         <w:rPr>
+          <w:szCs w:val="28"/>
           <w:lang w:val="ru-RU"/>
         </w:rPr>
         <w:t>.</w:t>
       </w:r>
       <w:r>
+        <w:rPr>
+          <w:szCs w:val="28"/>
+        </w:rPr>
         <w:t>h</w:t>
       </w:r>
       <w:r>
         <w:rPr>
+          <w:szCs w:val="28"/>
           <w:lang w:val="ru-RU"/>
         </w:rPr>
         <w:t xml:space="preserve"> для измерения процессорного времени. Для классического алгоритма перемножения квадратных матриц подтверждена сложность </w:t>
       </w:r>
       <w:r>
+        <w:rPr>
+          <w:szCs w:val="28"/>
+        </w:rPr>
         <w:t>O</w:t>
       </w:r>
       <w:r>
         <w:rPr>
+          <w:szCs w:val="28"/>
           <w:lang w:val="ru-RU"/>
         </w:rPr>
         <w:t>(</w:t>
       </w:r>
       <w:r>
+        <w:rPr>
+          <w:szCs w:val="28"/>
+        </w:rPr>
         <w:t>n</w:t>
       </w:r>
       <w:r>
         <w:rPr>
+          <w:szCs w:val="28"/>
           <w:lang w:val="ru-RU"/>
         </w:rPr>
         <w:t xml:space="preserve">³): рост размера входных данных резко увеличивает время выполнения. Для трёх алгоритмов сортировки установлено, что скорость зависит не только от размера массива, но и от порядка расположения элементов. Быстрая сортировка и </w:t>
       </w:r>
       <w:proofErr w:type="spellStart"/>
       <w:r>
+        <w:rPr>
+          <w:szCs w:val="28"/>
+        </w:rPr>
         <w:t>qsort</w:t>
       </w:r>
       <w:proofErr w:type="spellEnd"/>
       <w:r>
         <w:rPr>
+          <w:szCs w:val="28"/>
           <w:lang w:val="ru-RU"/>
         </w:rPr>
         <w:t xml:space="preserve"> в большинстве проведённых испытаний превзошли сортировку Шелла, однако конкретная реализация быстрой сортировки чувствительна к структуре входных данных.</w:t>
@@ -22296,7 +22802,7 @@
 </file>
 
 <file path=customXml/itemProps1.xml><?xml version="1.0" encoding="utf-8"?>
-<ds:datastoreItem xmlns:ds="http://schemas.openxmlformats.org/officeDocument/2006/customXml" ds:itemID="{84AF2189-F2BD-472A-9C5F-0674CDA4A348}">
+<ds:datastoreItem xmlns:ds="http://schemas.openxmlformats.org/officeDocument/2006/customXml" ds:itemID="{D3CD1B93-AADD-4B2A-A920-512F165E953A}">
   <ds:schemaRefs>
     <ds:schemaRef ds:uri="http://schemas.openxmlformats.org/officeDocument/2006/bibliography"/>
   </ds:schemaRefs>
